--- a/LetsNote CF-QV8/CF-QV8.docx
+++ b/LetsNote CF-QV8/CF-QV8.docx
@@ -1,6 +1,6 @@
 
 <file path=word/document.xml><?xml version="1.0" encoding="utf-8"?>
-<w:document xmlns:o="urn:schemas-microsoft-com:office:office" xmlns:r="http://schemas.openxmlformats.org/officeDocument/2006/relationships" xmlns:v="urn:schemas-microsoft-com:vml" xmlns:w="http://schemas.openxmlformats.org/wordprocessingml/2006/main" xmlns:w10="urn:schemas-microsoft-com:office:word" xmlns:wp="http://schemas.openxmlformats.org/drawingml/2006/wordprocessingDrawing" xmlns:pic="http://schemas.openxmlformats.org/drawingml/2006/picture" xmlns:wps="http://schemas.microsoft.com/office/word/2010/wordprocessingShape" xmlns:wpg="http://schemas.microsoft.com/office/word/2010/wordprocessingGroup" xmlns:mc="http://schemas.openxmlformats.org/markup-compatibility/2006" xmlns:wp14="http://schemas.microsoft.com/office/word/2010/wordprocessingDrawing" xmlns:w14="http://schemas.microsoft.com/office/word/2010/wordml" xmlns:w15="http://schemas.microsoft.com/office/word/2012/wordml" mc:Ignorable="w14 wp14 w15">
+<w:document xmlns:o="urn:schemas-microsoft-com:office:office" xmlns:r="http://schemas.openxmlformats.org/officeDocument/2006/relationships" xmlns:v="urn:schemas-microsoft-com:vml" xmlns:w="http://schemas.openxmlformats.org/wordprocessingml/2006/main" xmlns:w10="urn:schemas-microsoft-com:office:word" xmlns:wp="http://schemas.openxmlformats.org/drawingml/2006/wordprocessingDrawing" xmlns:wps="http://schemas.microsoft.com/office/word/2010/wordprocessingShape" xmlns:wpg="http://schemas.microsoft.com/office/word/2010/wordprocessingGroup" xmlns:mc="http://schemas.openxmlformats.org/markup-compatibility/2006" xmlns:wp14="http://schemas.microsoft.com/office/word/2010/wordprocessingDrawing" xmlns:w14="http://schemas.microsoft.com/office/word/2010/wordml" xmlns:w15="http://schemas.microsoft.com/office/word/2012/wordml" mc:Ignorable="w14 wp14 w15">
   <w:body>
     <w:p>
       <w:pPr>
@@ -19,7 +19,7 @@
         <w:pStyle w:val="Heading1"/>
         <w:numPr>
           <w:ilvl w:val="0"/>
-          <w:numId w:val="2"/>
+          <w:numId w:val="3"/>
         </w:numPr>
         <w:bidi w:val="0"/>
         <w:ind w:hanging="0" w:left="0"/>
@@ -29,6 +29,19 @@
       <w:r>
         <w:rPr/>
         <w:t>購入</w:t>
+      </w:r>
+    </w:p>
+    <w:p>
+      <w:pPr>
+        <w:pStyle w:val="BodyText"/>
+        <w:bidi w:val="0"/>
+        <w:ind w:hanging="0" w:left="0"/>
+        <w:jc w:val="left"/>
+        <w:rPr/>
+      </w:pPr>
+      <w:r>
+        <w:rPr/>
+        <w:t>2025-11-26</w:t>
       </w:r>
     </w:p>
     <w:p>
@@ -83,7 +96,6 @@
                     <a:prstGeom prst="rect">
                       <a:avLst/>
                     </a:prstGeom>
-                    <a:noFill/>
                   </pic:spPr>
                 </pic:pic>
               </a:graphicData>
@@ -190,7 +202,7 @@
         <w:pStyle w:val="Heading1"/>
         <w:numPr>
           <w:ilvl w:val="0"/>
-          <w:numId w:val="2"/>
+          <w:numId w:val="3"/>
         </w:numPr>
         <w:spacing w:before="240" w:after="120"/>
         <w:rPr/>
@@ -289,7 +301,7 @@
         <w:pStyle w:val="Heading1"/>
         <w:numPr>
           <w:ilvl w:val="0"/>
-          <w:numId w:val="2"/>
+          <w:numId w:val="3"/>
         </w:numPr>
         <w:spacing w:before="240" w:after="120"/>
         <w:rPr/>
@@ -455,6 +467,10 @@
     <w:p>
       <w:pPr>
         <w:pStyle w:val="Heading2"/>
+        <w:numPr>
+          <w:ilvl w:val="1"/>
+          <w:numId w:val="2"/>
+        </w:numPr>
         <w:ind w:hanging="0" w:left="0"/>
         <w:rPr/>
       </w:pPr>
@@ -498,6 +514,42 @@
       <w:r>
         <w:rPr/>
         <w:t>は接続できるが、マウスとキーボードが無反応。</w:t>
+      </w:r>
+    </w:p>
+    <w:p>
+      <w:pPr>
+        <w:pStyle w:val="Heading1"/>
+        <w:numPr>
+          <w:ilvl w:val="0"/>
+          <w:numId w:val="3"/>
+        </w:numPr>
+        <w:ind w:hanging="0" w:left="0"/>
+        <w:rPr/>
+      </w:pPr>
+      <w:r>
+        <w:rPr/>
+        <w:t>廃棄</w:t>
+      </w:r>
+    </w:p>
+    <w:p>
+      <w:pPr>
+        <w:pStyle w:val="BodyText"/>
+        <w:rPr/>
+      </w:pPr>
+      <w:r>
+        <w:rPr/>
+        <w:t>ディスプレイ全体に縞模様がでて、分解してコネクタを清掃したが回復せず。</w:t>
+      </w:r>
+    </w:p>
+    <w:p>
+      <w:pPr>
+        <w:pStyle w:val="BodyText"/>
+        <w:spacing w:before="0" w:after="140"/>
+        <w:rPr/>
+      </w:pPr>
+      <w:r>
+        <w:rPr/>
+        <w:t>2026-10-12</w:t>
       </w:r>
     </w:p>
     <w:sectPr>
@@ -531,7 +583,6 @@
     </w:lvl>
     <w:lvl w:ilvl="1">
       <w:start w:val="1"/>
-      <w:pStyle w:val="Heading2"/>
       <w:numFmt w:val="none"/>
       <w:suff w:val="nothing"/>
       <w:lvlText w:val=""/>
@@ -636,6 +687,134 @@
     </w:lvl>
   </w:abstractNum>
   <w:abstractNum w:abstractNumId="2">
+    <w:lvl w:ilvl="0">
+      <w:start w:val="1"/>
+      <w:numFmt w:val="none"/>
+      <w:suff w:val="nothing"/>
+      <w:lvlText w:val=""/>
+      <w:lvlJc w:val="left"/>
+      <w:pPr>
+        <w:tabs>
+          <w:tab w:val="num" w:pos="0"/>
+        </w:tabs>
+        <w:ind w:left="0" w:hanging="0"/>
+      </w:pPr>
+      <w:rPr/>
+    </w:lvl>
+    <w:lvl w:ilvl="1">
+      <w:start w:val="1"/>
+      <w:numFmt w:val="none"/>
+      <w:suff w:val="nothing"/>
+      <w:lvlText w:val=""/>
+      <w:lvlJc w:val="left"/>
+      <w:pPr>
+        <w:tabs>
+          <w:tab w:val="num" w:pos="0"/>
+        </w:tabs>
+        <w:ind w:left="0" w:hanging="0"/>
+      </w:pPr>
+      <w:rPr/>
+    </w:lvl>
+    <w:lvl w:ilvl="2">
+      <w:start w:val="1"/>
+      <w:numFmt w:val="none"/>
+      <w:suff w:val="nothing"/>
+      <w:lvlText w:val=""/>
+      <w:lvlJc w:val="left"/>
+      <w:pPr>
+        <w:tabs>
+          <w:tab w:val="num" w:pos="0"/>
+        </w:tabs>
+        <w:ind w:left="0" w:hanging="0"/>
+      </w:pPr>
+      <w:rPr/>
+    </w:lvl>
+    <w:lvl w:ilvl="3">
+      <w:start w:val="1"/>
+      <w:numFmt w:val="none"/>
+      <w:suff w:val="nothing"/>
+      <w:lvlText w:val=""/>
+      <w:lvlJc w:val="left"/>
+      <w:pPr>
+        <w:tabs>
+          <w:tab w:val="num" w:pos="0"/>
+        </w:tabs>
+        <w:ind w:left="0" w:hanging="0"/>
+      </w:pPr>
+      <w:rPr/>
+    </w:lvl>
+    <w:lvl w:ilvl="4">
+      <w:start w:val="1"/>
+      <w:numFmt w:val="none"/>
+      <w:suff w:val="nothing"/>
+      <w:lvlText w:val=""/>
+      <w:lvlJc w:val="left"/>
+      <w:pPr>
+        <w:tabs>
+          <w:tab w:val="num" w:pos="0"/>
+        </w:tabs>
+        <w:ind w:left="0" w:hanging="0"/>
+      </w:pPr>
+      <w:rPr/>
+    </w:lvl>
+    <w:lvl w:ilvl="5">
+      <w:start w:val="1"/>
+      <w:numFmt w:val="none"/>
+      <w:suff w:val="nothing"/>
+      <w:lvlText w:val=""/>
+      <w:lvlJc w:val="left"/>
+      <w:pPr>
+        <w:tabs>
+          <w:tab w:val="num" w:pos="0"/>
+        </w:tabs>
+        <w:ind w:left="0" w:hanging="0"/>
+      </w:pPr>
+      <w:rPr/>
+    </w:lvl>
+    <w:lvl w:ilvl="6">
+      <w:start w:val="1"/>
+      <w:numFmt w:val="none"/>
+      <w:suff w:val="nothing"/>
+      <w:lvlText w:val=""/>
+      <w:lvlJc w:val="left"/>
+      <w:pPr>
+        <w:tabs>
+          <w:tab w:val="num" w:pos="0"/>
+        </w:tabs>
+        <w:ind w:left="0" w:hanging="0"/>
+      </w:pPr>
+      <w:rPr/>
+    </w:lvl>
+    <w:lvl w:ilvl="7">
+      <w:start w:val="1"/>
+      <w:numFmt w:val="none"/>
+      <w:suff w:val="nothing"/>
+      <w:lvlText w:val=""/>
+      <w:lvlJc w:val="left"/>
+      <w:pPr>
+        <w:tabs>
+          <w:tab w:val="num" w:pos="0"/>
+        </w:tabs>
+        <w:ind w:left="0" w:hanging="0"/>
+      </w:pPr>
+      <w:rPr/>
+    </w:lvl>
+    <w:lvl w:ilvl="8">
+      <w:start w:val="1"/>
+      <w:numFmt w:val="none"/>
+      <w:suff w:val="nothing"/>
+      <w:lvlText w:val=""/>
+      <w:lvlJc w:val="left"/>
+      <w:pPr>
+        <w:tabs>
+          <w:tab w:val="num" w:pos="0"/>
+        </w:tabs>
+        <w:ind w:left="0" w:hanging="0"/>
+      </w:pPr>
+      <w:rPr/>
+    </w:lvl>
+  </w:abstractNum>
+  <w:abstractNum w:abstractNumId="3">
     <w:lvl w:ilvl="0">
       <w:start w:val="1"/>
       <w:numFmt w:val="none"/>
@@ -768,6 +947,9 @@
   </w:num>
   <w:num w:numId="2">
     <w:abstractNumId w:val="2"/>
+  </w:num>
+  <w:num w:numId="3">
+    <w:abstractNumId w:val="3"/>
   </w:num>
 </w:numbering>
 </file>
@@ -810,14 +992,14 @@
     </w:rPr>
   </w:style>
   <w:style w:type="paragraph" w:styleId="Heading1">
-    <w:name w:val="heading 1"/>
+    <w:name w:val="Heading 1"/>
     <w:basedOn w:val="Style12"/>
     <w:next w:val="BodyText"/>
     <w:qFormat/>
     <w:pPr>
       <w:numPr>
         <w:ilvl w:val="0"/>
-        <w:numId w:val="2"/>
+        <w:numId w:val="3"/>
       </w:numPr>
       <w:spacing w:before="240" w:after="120"/>
       <w:outlineLvl w:val="0"/>
@@ -830,14 +1012,14 @@
     </w:rPr>
   </w:style>
   <w:style w:type="paragraph" w:styleId="Heading2">
-    <w:name w:val="heading 2"/>
+    <w:name w:val="Heading 2"/>
     <w:basedOn w:val="Style12"/>
     <w:next w:val="BodyText"/>
     <w:qFormat/>
     <w:pPr>
       <w:numPr>
         <w:ilvl w:val="1"/>
-        <w:numId w:val="1"/>
+        <w:numId w:val="2"/>
       </w:numPr>
       <w:spacing w:before="200" w:after="120"/>
       <w:outlineLvl w:val="1"/>
@@ -859,7 +1041,7 @@
       <w:spacing w:before="240" w:after="120"/>
     </w:pPr>
     <w:rPr>
-      <w:rFonts w:ascii="Liberation Sans" w:hAnsi="Liberation Sans" w:eastAsia="Noto Sans CJK JP" w:cs="Noto Sans Devanagari"/>
+      <w:rFonts w:ascii="Liberation Sans" w:hAnsi="Liberation Sans" w:eastAsia="Noto Sans JP" w:cs="Arial"/>
       <w:sz w:val="28"/>
       <w:szCs w:val="28"/>
     </w:rPr>
@@ -881,7 +1063,7 @@
     </w:rPr>
   </w:style>
   <w:style w:type="paragraph" w:styleId="Caption">
-    <w:name w:val="caption"/>
+    <w:name w:val="Caption"/>
     <w:basedOn w:val="Normal"/>
     <w:qFormat/>
     <w:pPr>
@@ -898,32 +1080,6 @@
   </w:style>
   <w:style w:type="paragraph" w:styleId="Style13">
     <w:name w:val="索引"/>
-    <w:basedOn w:val="Normal"/>
-    <w:qFormat/>
-    <w:pPr>
-      <w:suppressLineNumbers/>
-    </w:pPr>
-    <w:rPr>
-      <w:rFonts w:cs="Noto Sans Devanagari"/>
-    </w:rPr>
-  </w:style>
-  <w:style w:type="paragraph" w:styleId="user">
-    <w:name w:val="見出し (user)"/>
-    <w:basedOn w:val="Normal"/>
-    <w:next w:val="BodyText"/>
-    <w:qFormat/>
-    <w:pPr>
-      <w:keepNext w:val="true"/>
-      <w:spacing w:before="240" w:after="120"/>
-    </w:pPr>
-    <w:rPr>
-      <w:rFonts w:ascii="Liberation Sans" w:hAnsi="Liberation Sans" w:eastAsia="Noto Sans JP" w:cs="Arial"/>
-      <w:sz w:val="28"/>
-      <w:szCs w:val="28"/>
-    </w:rPr>
-  </w:style>
-  <w:style w:type="paragraph" w:styleId="user1">
-    <w:name w:val="索引 (user)"/>
     <w:basedOn w:val="Normal"/>
     <w:qFormat/>
     <w:pPr>
